--- a/Reportes/FormatoEndosoOrdenProcederFianzaConstruccion.docx
+++ b/Reportes/FormatoEndosoOrdenProcederFianzaConstruccion.docx
@@ -49,7 +49,7 @@
                 <w:sz w:val="18"/>
               </w:rPr>
               <w:drawing>
-                <wp:inline distT="0" distB="0" distL="0" distR="0" wp14:anchorId="78CAAA9D" wp14:editId="45F185BE">
+                <wp:inline distT="0" distB="0" distL="0" distR="0" wp14:anchorId="7FBF503A" wp14:editId="6975AB17">
                   <wp:extent cx="1322102" cy="444500"/>
                   <wp:effectExtent l="0" t="0" r="0" b="0"/>
                   <wp:docPr id="1260249392" name="Imagen 1" descr="Logotipo, nombre de la empresa&#10;&#10;Descripción generada automáticamente"/>
@@ -139,25 +139,13 @@
               </w:rPr>
               <w:t xml:space="preserve">Póliza </w:t>
             </w:r>
-            <w:proofErr w:type="spellStart"/>
-            <w:proofErr w:type="gramStart"/>
-            <w:r>
-              <w:rPr>
-                <w:sz w:val="14"/>
-                <w:szCs w:val="14"/>
-              </w:rPr>
-              <w:t>Nº</w:t>
-            </w:r>
-            <w:proofErr w:type="spellEnd"/>
-            <w:r>
-              <w:rPr>
-                <w:sz w:val="14"/>
-                <w:szCs w:val="14"/>
-              </w:rPr>
-              <w:t>:{</w:t>
-            </w:r>
-            <w:proofErr w:type="spellStart"/>
-            <w:proofErr w:type="gramEnd"/>
+            <w:r>
+              <w:rPr>
+                <w:sz w:val="14"/>
+                <w:szCs w:val="14"/>
+              </w:rPr>
+              <w:t>Nº:{</w:t>
+            </w:r>
             <w:r>
               <w:rPr>
                 <w:sz w:val="14"/>
@@ -165,7 +153,6 @@
               </w:rPr>
               <w:t>code</w:t>
             </w:r>
-            <w:proofErr w:type="spellEnd"/>
             <w:r>
               <w:rPr>
                 <w:sz w:val="14"/>
@@ -232,25 +219,7 @@
                 <w:w w:val="105"/>
                 <w:sz w:val="15"/>
               </w:rPr>
-              <w:t>{</w:t>
-            </w:r>
-            <w:proofErr w:type="spellStart"/>
-            <w:r>
-              <w:rPr>
-                <w:b/>
-                <w:w w:val="105"/>
-                <w:sz w:val="15"/>
-              </w:rPr>
-              <w:t>NombreRamo</w:t>
-            </w:r>
-            <w:proofErr w:type="spellEnd"/>
-            <w:r>
-              <w:rPr>
-                <w:b/>
-                <w:w w:val="105"/>
-                <w:sz w:val="15"/>
-              </w:rPr>
-              <w:t>}</w:t>
+              <w:t>{NombreRamo}</w:t>
             </w:r>
           </w:p>
           <w:p>
@@ -283,51 +252,15 @@
                 <w:sz w:val="14"/>
                 <w:szCs w:val="14"/>
               </w:rPr>
-              <w:t>Endoso No</w:t>
-            </w:r>
-            <w:proofErr w:type="gramStart"/>
+              <w:t xml:space="preserve">Endoso No. </w:t>
+            </w:r>
             <w:r>
               <w:rPr>
                 <w:spacing w:val="-2"/>
                 <w:sz w:val="14"/>
                 <w:szCs w:val="14"/>
               </w:rPr>
-              <w:t xml:space="preserve">. </w:t>
-            </w:r>
-            <w:r>
-              <w:rPr>
-                <w:spacing w:val="-2"/>
-                <w:sz w:val="14"/>
-                <w:szCs w:val="14"/>
-              </w:rPr>
-              <w:t>:</w:t>
-            </w:r>
-            <w:proofErr w:type="gramEnd"/>
-            <w:r>
-              <w:rPr>
-                <w:spacing w:val="-2"/>
-                <w:sz w:val="14"/>
-                <w:szCs w:val="14"/>
-              </w:rPr>
-              <w:t xml:space="preserve"> {</w:t>
-            </w:r>
-            <w:proofErr w:type="spellStart"/>
-            <w:r>
-              <w:rPr>
-                <w:spacing w:val="-2"/>
-                <w:sz w:val="14"/>
-                <w:szCs w:val="14"/>
-              </w:rPr>
-              <w:t>Endoso.Id</w:t>
-            </w:r>
-            <w:proofErr w:type="spellEnd"/>
-            <w:r>
-              <w:rPr>
-                <w:spacing w:val="-2"/>
-                <w:sz w:val="14"/>
-                <w:szCs w:val="14"/>
-              </w:rPr>
-              <w:t>}</w:t>
+              <w:t>: {Endoso.Id}</w:t>
             </w:r>
           </w:p>
         </w:tc>
@@ -373,25 +306,7 @@
                 <w:w w:val="105"/>
                 <w:sz w:val="15"/>
               </w:rPr>
-              <w:t>{</w:t>
-            </w:r>
-            <w:proofErr w:type="spellStart"/>
-            <w:r>
-              <w:rPr>
-                <w:b/>
-                <w:w w:val="105"/>
-                <w:sz w:val="15"/>
-              </w:rPr>
-              <w:t>NombreProducto</w:t>
-            </w:r>
-            <w:proofErr w:type="spellEnd"/>
-            <w:r>
-              <w:rPr>
-                <w:b/>
-                <w:w w:val="105"/>
-                <w:sz w:val="15"/>
-              </w:rPr>
-              <w:t>}</w:t>
+              <w:t>{NombreProducto}</w:t>
             </w:r>
           </w:p>
         </w:tc>
@@ -521,27 +436,7 @@
                 <w:spacing w:val="-2"/>
                 <w:sz w:val="18"/>
               </w:rPr>
-              <w:t>{</w:t>
-            </w:r>
-            <w:proofErr w:type="spellStart"/>
-            <w:r>
-              <w:rPr>
-                <w:b/>
-                <w:bCs/>
-                <w:spacing w:val="-2"/>
-                <w:sz w:val="18"/>
-              </w:rPr>
-              <w:t>TituloEndosoCan</w:t>
-            </w:r>
-            <w:proofErr w:type="spellEnd"/>
-            <w:r>
-              <w:rPr>
-                <w:b/>
-                <w:bCs/>
-                <w:spacing w:val="-2"/>
-                <w:sz w:val="18"/>
-              </w:rPr>
-              <w:t>}</w:t>
+              <w:t>{TituloEndosoCan}</w:t>
             </w:r>
           </w:p>
         </w:tc>
@@ -686,15 +581,7 @@
               <w:pStyle w:val="Textoindependiente"/>
             </w:pPr>
             <w:r>
-              <w:t>{</w:t>
-            </w:r>
-            <w:proofErr w:type="spellStart"/>
-            <w:r>
-              <w:t>Asegurado.NombreCompleto</w:t>
-            </w:r>
-            <w:proofErr w:type="spellEnd"/>
-            <w:r>
-              <w:t>}</w:t>
+              <w:t>{Asegurado.NombreCompleto}</w:t>
             </w:r>
           </w:p>
         </w:tc>
@@ -708,23 +595,21 @@
             <w:pPr>
               <w:pStyle w:val="Textoindependiente"/>
             </w:pPr>
-            <w:proofErr w:type="spellStart"/>
             <w:r>
               <w:rPr>
                 <w:b/>
                 <w:bCs/>
                 <w:lang w:val="es-PA"/>
               </w:rPr>
-              <w:t>Ced</w:t>
-            </w:r>
-            <w:proofErr w:type="spellEnd"/>
+              <w:t>Ced/R</w:t>
+            </w:r>
             <w:r>
               <w:rPr>
                 <w:b/>
                 <w:bCs/>
                 <w:lang w:val="es-PA"/>
               </w:rPr>
-              <w:t>/R</w:t>
+              <w:t>.U.C</w:t>
             </w:r>
             <w:r>
               <w:rPr>
@@ -732,46 +617,36 @@
                 <w:bCs/>
                 <w:lang w:val="es-PA"/>
               </w:rPr>
-              <w:t>.U.C</w:t>
-            </w:r>
+              <w:t>:</w:t>
+            </w:r>
+          </w:p>
+        </w:tc>
+        <w:tc>
+          <w:tcPr>
+            <w:tcW w:w="2716" w:type="dxa"/>
+            <w:tcBorders>
+              <w:right w:val="single" w:sz="8" w:space="0" w:color="auto"/>
+            </w:tcBorders>
+            <w:vAlign w:val="center"/>
+          </w:tcPr>
+          <w:p>
+            <w:pPr>
+              <w:pStyle w:val="Textoindependiente"/>
+            </w:pPr>
             <w:r>
               <w:rPr>
                 <w:b/>
                 <w:bCs/>
                 <w:lang w:val="es-PA"/>
               </w:rPr>
-              <w:t>:</w:t>
-            </w:r>
-          </w:p>
-        </w:tc>
-        <w:tc>
-          <w:tcPr>
-            <w:tcW w:w="2716" w:type="dxa"/>
-            <w:tcBorders>
-              <w:right w:val="single" w:sz="8" w:space="0" w:color="auto"/>
-            </w:tcBorders>
-            <w:vAlign w:val="center"/>
-          </w:tcPr>
-          <w:p>
-            <w:pPr>
-              <w:pStyle w:val="Textoindependiente"/>
-            </w:pPr>
-            <w:r>
-              <w:rPr>
-                <w:b/>
-                <w:bCs/>
-                <w:lang w:val="es-PA"/>
-              </w:rPr>
               <w:t>{</w:t>
             </w:r>
-            <w:proofErr w:type="spellStart"/>
             <w:r>
               <w:rPr>
                 <w:spacing w:val="-2"/>
               </w:rPr>
               <w:t>Asegurado.Identificacion</w:t>
             </w:r>
-            <w:proofErr w:type="spellEnd"/>
             <w:r>
               <w:rPr>
                 <w:lang w:val="es-PA"/>
@@ -917,15 +792,7 @@
               <w:pStyle w:val="Textoindependiente"/>
             </w:pPr>
             <w:r>
-              <w:t>{</w:t>
-            </w:r>
-            <w:proofErr w:type="spellStart"/>
-            <w:r>
-              <w:t>FechaInicioVigencia</w:t>
-            </w:r>
-            <w:proofErr w:type="spellEnd"/>
-            <w:r>
-              <w:t>}</w:t>
+              <w:t>{FechaInicioVigencia}</w:t>
             </w:r>
           </w:p>
         </w:tc>
@@ -961,15 +828,7 @@
               <w:pStyle w:val="Textoindependiente"/>
             </w:pPr>
             <w:r>
-              <w:t>{</w:t>
-            </w:r>
-            <w:proofErr w:type="spellStart"/>
-            <w:r>
-              <w:t>Asegurado.TelefonoContacto</w:t>
-            </w:r>
-            <w:proofErr w:type="spellEnd"/>
-            <w:r>
-              <w:t>}</w:t>
+              <w:t>{Asegurado.TelefonoContacto}</w:t>
             </w:r>
           </w:p>
         </w:tc>
@@ -1008,15 +867,7 @@
               <w:pStyle w:val="Textoindependiente"/>
             </w:pPr>
             <w:r>
-              <w:t>{</w:t>
-            </w:r>
-            <w:proofErr w:type="spellStart"/>
-            <w:r>
-              <w:t>Asegurado.TelefonoCelular</w:t>
-            </w:r>
-            <w:proofErr w:type="spellEnd"/>
-            <w:r>
-              <w:t>}</w:t>
+              <w:t>{Asegurado.TelefonoCelular}</w:t>
             </w:r>
           </w:p>
         </w:tc>
@@ -1066,25 +917,7 @@
                 <w:sz w:val="14"/>
                 <w:szCs w:val="14"/>
               </w:rPr>
-              <w:t>{</w:t>
-            </w:r>
-            <w:proofErr w:type="spellStart"/>
-            <w:r>
-              <w:rPr>
-                <w:spacing w:val="-2"/>
-                <w:sz w:val="14"/>
-                <w:szCs w:val="14"/>
-              </w:rPr>
-              <w:t>FechaFinVigencia</w:t>
-            </w:r>
-            <w:proofErr w:type="spellEnd"/>
-            <w:r>
-              <w:rPr>
-                <w:spacing w:val="-2"/>
-                <w:sz w:val="14"/>
-                <w:szCs w:val="14"/>
-              </w:rPr>
-              <w:t>}</w:t>
+              <w:t>{FechaFinVigencia}</w:t>
             </w:r>
           </w:p>
         </w:tc>
@@ -1120,15 +953,7 @@
               <w:pStyle w:val="Textoindependiente"/>
             </w:pPr>
             <w:r>
-              <w:t>{</w:t>
-            </w:r>
-            <w:proofErr w:type="spellStart"/>
-            <w:r>
-              <w:t>Asegurado.TelefonoFax</w:t>
-            </w:r>
-            <w:proofErr w:type="spellEnd"/>
-            <w:r>
-              <w:t>}</w:t>
+              <w:t>{Asegurado.TelefonoFax}</w:t>
             </w:r>
           </w:p>
         </w:tc>
@@ -1167,15 +992,7 @@
               <w:pStyle w:val="Textoindependiente"/>
             </w:pPr>
             <w:r>
-              <w:t>{</w:t>
-            </w:r>
-            <w:proofErr w:type="spellStart"/>
-            <w:r>
-              <w:t>Asegurado.Email</w:t>
-            </w:r>
-            <w:proofErr w:type="spellEnd"/>
-            <w:r>
-              <w:t>}</w:t>
+              <w:t>{Asegurado.Email}</w:t>
             </w:r>
           </w:p>
         </w:tc>
@@ -1217,21 +1034,7 @@
               <w:rPr>
                 <w:spacing w:val="-2"/>
               </w:rPr>
-              <w:t>{</w:t>
-            </w:r>
-            <w:proofErr w:type="spellStart"/>
-            <w:r>
-              <w:rPr>
-                <w:spacing w:val="-2"/>
-              </w:rPr>
-              <w:t>HoraVigencia</w:t>
-            </w:r>
-            <w:proofErr w:type="spellEnd"/>
-            <w:r>
-              <w:rPr>
-                <w:spacing w:val="-2"/>
-              </w:rPr>
-              <w:t>}</w:t>
+              <w:t>{HoraVigencia}</w:t>
             </w:r>
           </w:p>
         </w:tc>
@@ -1267,15 +1070,7 @@
               <w:pStyle w:val="Textoindependiente"/>
             </w:pPr>
             <w:r>
-              <w:t>{</w:t>
-            </w:r>
-            <w:proofErr w:type="spellStart"/>
-            <w:r>
-              <w:t>Address.NombrePais</w:t>
-            </w:r>
-            <w:proofErr w:type="spellEnd"/>
-            <w:r>
-              <w:t>}</w:t>
+              <w:t>{Address.NombrePais}</w:t>
             </w:r>
           </w:p>
         </w:tc>
@@ -1311,15 +1106,7 @@
               <w:pStyle w:val="Textoindependiente"/>
             </w:pPr>
             <w:r>
-              <w:t>{</w:t>
-            </w:r>
-            <w:proofErr w:type="spellStart"/>
-            <w:r>
-              <w:t>Address.NombreProvincia</w:t>
-            </w:r>
-            <w:proofErr w:type="spellEnd"/>
-            <w:r>
-              <w:t>}</w:t>
+              <w:t>{Address.NombreProvincia}</w:t>
             </w:r>
           </w:p>
         </w:tc>
@@ -1374,15 +1161,7 @@
               <w:pStyle w:val="Textoindependiente"/>
             </w:pPr>
             <w:r>
-              <w:t>{</w:t>
-            </w:r>
-            <w:proofErr w:type="spellStart"/>
-            <w:r>
-              <w:t>Address.NombreDistrito</w:t>
-            </w:r>
-            <w:proofErr w:type="spellEnd"/>
-            <w:r>
-              <w:t>}</w:t>
+              <w:t>{Address.NombreDistrito}</w:t>
             </w:r>
           </w:p>
         </w:tc>
@@ -1449,15 +1228,7 @@
               <w:pStyle w:val="Textoindependiente"/>
             </w:pPr>
             <w:r>
-              <w:t>{</w:t>
-            </w:r>
-            <w:proofErr w:type="spellStart"/>
-            <w:r>
-              <w:t>FechaEfectiva</w:t>
-            </w:r>
-            <w:proofErr w:type="spellEnd"/>
-            <w:r>
-              <w:t>}</w:t>
+              <w:t>{FechaEfectiva}</w:t>
             </w:r>
           </w:p>
         </w:tc>
@@ -1523,16 +1294,11 @@
             <w:r>
               <w:t>{</w:t>
             </w:r>
-            <w:proofErr w:type="spellStart"/>
             <w:r>
               <w:t>A</w:t>
             </w:r>
             <w:r>
-              <w:t>creedor.NombreCompleto</w:t>
-            </w:r>
-            <w:proofErr w:type="spellEnd"/>
-            <w:r>
-              <w:t>}</w:t>
+              <w:t>creedor.NombreCompleto}</w:t>
             </w:r>
           </w:p>
         </w:tc>
@@ -1568,15 +1334,7 @@
               <w:pStyle w:val="Textoindependiente"/>
             </w:pPr>
             <w:r>
-              <w:t>{</w:t>
-            </w:r>
-            <w:proofErr w:type="spellStart"/>
-            <w:r>
-              <w:t>Productor.NombreCompleto</w:t>
-            </w:r>
-            <w:proofErr w:type="spellEnd"/>
-            <w:r>
-              <w:t>}</w:t>
+              <w:t>{Productor.NombreCompleto}</w:t>
             </w:r>
           </w:p>
         </w:tc>
@@ -1695,15 +1453,7 @@
               <w:pStyle w:val="Textoindependiente"/>
             </w:pPr>
             <w:r>
-              <w:t>{</w:t>
-            </w:r>
-            <w:proofErr w:type="spellStart"/>
-            <w:r>
-              <w:t>Riesgo.NombreAFavor</w:t>
-            </w:r>
-            <w:proofErr w:type="spellEnd"/>
-            <w:r>
-              <w:t>}</w:t>
+              <w:t>{Riesgo.NombreAFavor}</w:t>
             </w:r>
           </w:p>
         </w:tc>
@@ -1722,23 +1472,13 @@
             <w:pPr>
               <w:pStyle w:val="Textoindependiente"/>
             </w:pPr>
-            <w:proofErr w:type="spellStart"/>
             <w:r>
               <w:rPr>
                 <w:b/>
                 <w:bCs/>
                 <w:lang w:val="es-PA"/>
               </w:rPr>
-              <w:t>Act</w:t>
-            </w:r>
-            <w:proofErr w:type="spellEnd"/>
-            <w:r>
-              <w:rPr>
-                <w:b/>
-                <w:bCs/>
-                <w:lang w:val="es-PA"/>
-              </w:rPr>
-              <w:t>. Económica</w:t>
+              <w:t>Act. Económica</w:t>
             </w:r>
             <w:r>
               <w:rPr>
@@ -1771,7 +1511,6 @@
               </w:rPr>
               <w:t>{</w:t>
             </w:r>
-            <w:proofErr w:type="spellStart"/>
             <w:r>
               <w:rPr>
                 <w:spacing w:val="-2"/>
@@ -1784,7 +1523,6 @@
               </w:rPr>
               <w:t>Actividad</w:t>
             </w:r>
-            <w:proofErr w:type="spellEnd"/>
             <w:r>
               <w:rPr>
                 <w:lang w:val="es-PA"/>
@@ -1844,26 +1582,16 @@
                 <w:spacing w:val="-2"/>
                 <w:w w:val="105"/>
               </w:rPr>
-              <w:t>{</w:t>
-            </w:r>
-            <w:proofErr w:type="spellStart"/>
+              <w:t>{Riesgo.</w:t>
+            </w:r>
             <w:r>
               <w:rPr>
                 <w:bCs/>
                 <w:spacing w:val="-2"/>
                 <w:w w:val="105"/>
               </w:rPr>
-              <w:t>Riesgo.</w:t>
-            </w:r>
-            <w:r>
-              <w:rPr>
-                <w:bCs/>
-                <w:spacing w:val="-2"/>
-                <w:w w:val="105"/>
-              </w:rPr>
               <w:t>NumeroProyecto</w:t>
             </w:r>
-            <w:proofErr w:type="spellEnd"/>
             <w:r>
               <w:rPr>
                 <w:bCs/>
@@ -1924,16 +1652,11 @@
               <w:pStyle w:val="Textoindependiente"/>
             </w:pPr>
             <w:r>
-              <w:t>{</w:t>
-            </w:r>
-            <w:proofErr w:type="spellStart"/>
-            <w:r>
-              <w:t>Riesgo.</w:t>
+              <w:t>{Riesgo.</w:t>
             </w:r>
             <w:r>
               <w:t>SumaAfianzada</w:t>
             </w:r>
-            <w:proofErr w:type="spellEnd"/>
             <w:r>
               <w:t>}</w:t>
             </w:r>
@@ -1993,7 +1716,6 @@
               </w:rPr>
               <w:t>{</w:t>
             </w:r>
-            <w:proofErr w:type="spellStart"/>
             <w:r>
               <w:rPr>
                 <w:spacing w:val="-2"/>
@@ -2006,7 +1728,6 @@
               </w:rPr>
               <w:t>ClaseRiesgo</w:t>
             </w:r>
-            <w:proofErr w:type="spellEnd"/>
             <w:r>
               <w:rPr>
                 <w:lang w:val="es-PA"/>
@@ -2066,26 +1787,16 @@
                 <w:spacing w:val="-2"/>
                 <w:w w:val="105"/>
               </w:rPr>
-              <w:t>{</w:t>
-            </w:r>
-            <w:proofErr w:type="spellStart"/>
+              <w:t>{Riesgo.</w:t>
+            </w:r>
             <w:r>
               <w:rPr>
                 <w:bCs/>
                 <w:spacing w:val="-2"/>
                 <w:w w:val="105"/>
               </w:rPr>
-              <w:t>Riesgo.</w:t>
-            </w:r>
-            <w:r>
-              <w:rPr>
-                <w:bCs/>
-                <w:spacing w:val="-2"/>
-                <w:w w:val="105"/>
-              </w:rPr>
               <w:t>FechaActoPublico</w:t>
             </w:r>
-            <w:proofErr w:type="spellEnd"/>
             <w:r>
               <w:rPr>
                 <w:bCs/>
@@ -2146,16 +1857,11 @@
               <w:pStyle w:val="Textoindependiente"/>
             </w:pPr>
             <w:r>
-              <w:t>{</w:t>
-            </w:r>
-            <w:proofErr w:type="spellStart"/>
-            <w:r>
-              <w:t>Riesgo.</w:t>
+              <w:t>{Riesgo.</w:t>
             </w:r>
             <w:r>
               <w:t>NumeroLicitacion</w:t>
             </w:r>
-            <w:proofErr w:type="spellEnd"/>
             <w:r>
               <w:t>}</w:t>
             </w:r>
@@ -2210,15 +1916,7 @@
               <w:pStyle w:val="Textoindependiente"/>
             </w:pPr>
             <w:r>
-              <w:t>{</w:t>
-            </w:r>
-            <w:proofErr w:type="spellStart"/>
-            <w:r>
-              <w:t>Riesgo.NumeroContrato</w:t>
-            </w:r>
-            <w:proofErr w:type="spellEnd"/>
-            <w:r>
-              <w:t>}</w:t>
+              <w:t>{Riesgo.NumeroContrato}</w:t>
             </w:r>
           </w:p>
         </w:tc>
@@ -2284,7 +1982,6 @@
               </w:rPr>
               <w:t>{</w:t>
             </w:r>
-            <w:proofErr w:type="spellStart"/>
             <w:r>
               <w:rPr>
                 <w:spacing w:val="-2"/>
@@ -2301,7 +1998,6 @@
               </w:rPr>
               <w:t>ActoPublico</w:t>
             </w:r>
-            <w:proofErr w:type="spellEnd"/>
             <w:r>
               <w:rPr>
                 <w:sz w:val="14"/>
@@ -2363,16 +2059,11 @@
               <w:pStyle w:val="Textoindependiente"/>
             </w:pPr>
             <w:r>
-              <w:t>{</w:t>
-            </w:r>
-            <w:proofErr w:type="spellStart"/>
-            <w:r>
-              <w:t>Riesgo.</w:t>
+              <w:t>{Riesgo.</w:t>
             </w:r>
             <w:r>
               <w:t>Descripcion</w:t>
             </w:r>
-            <w:proofErr w:type="spellEnd"/>
             <w:r>
               <w:t>}</w:t>
             </w:r>
@@ -2431,9 +2122,7 @@
         <w:tblLook w:val="04A0" w:firstRow="1" w:lastRow="0" w:firstColumn="1" w:lastColumn="0" w:noHBand="0" w:noVBand="1"/>
       </w:tblPr>
       <w:tblGrid>
-        <w:gridCol w:w="7728"/>
-        <w:gridCol w:w="1973"/>
-        <w:gridCol w:w="1279"/>
+        <w:gridCol w:w="10980"/>
       </w:tblGrid>
       <w:tr>
         <w:trPr>
@@ -2442,7 +2131,6 @@
         <w:tc>
           <w:tcPr>
             <w:tcW w:w="10990" w:type="dxa"/>
-            <w:gridSpan w:val="3"/>
             <w:tcBorders>
               <w:top w:val="single" w:sz="8" w:space="0" w:color="auto"/>
               <w:left w:val="single" w:sz="8" w:space="0" w:color="auto"/>
@@ -2480,7 +2168,6 @@
         <w:tc>
           <w:tcPr>
             <w:tcW w:w="10990" w:type="dxa"/>
-            <w:gridSpan w:val="3"/>
             <w:tcBorders>
               <w:top w:val="single" w:sz="8" w:space="0" w:color="auto"/>
               <w:left w:val="single" w:sz="8" w:space="0" w:color="auto"/>
@@ -2498,23 +2185,7 @@
                 <w:sz w:val="14"/>
                 <w:szCs w:val="14"/>
               </w:rPr>
-              <w:t>{</w:t>
-            </w:r>
-            <w:proofErr w:type="spellStart"/>
-            <w:r>
-              <w:rPr>
-                <w:sz w:val="14"/>
-                <w:szCs w:val="14"/>
-              </w:rPr>
-              <w:t>Endoso.DetalleEndoso</w:t>
-            </w:r>
-            <w:proofErr w:type="spellEnd"/>
-            <w:r>
-              <w:rPr>
-                <w:sz w:val="14"/>
-                <w:szCs w:val="14"/>
-              </w:rPr>
-              <w:t>}</w:t>
+              <w:t>{Endoso.DetalleEndoso}</w:t>
             </w:r>
           </w:p>
         </w:tc>
@@ -2572,7 +2243,7 @@
                 <w:sz w:val="14"/>
                 <w:szCs w:val="14"/>
               </w:rPr>
-              <w:t xml:space="preserve">Información anterior e información nueva del endoso</w:t>
+              <w:t>Información anterior e información nueva del endoso</w:t>
             </w:r>
           </w:p>
         </w:tc>
@@ -2604,7 +2275,7 @@
                 <w:sz w:val="14"/>
                 <w:szCs w:val="14"/>
               </w:rPr>
-              <w:t xml:space="preserve">Por medio del presente endoso hacemos constar que modificamos {TextoModificacion}, quedando de la siguiente manera:</w:t>
+              <w:t>Por medio del presente endoso hacemos constar que modificamos {TextoModificacion}, quedando de la siguiente manera:</w:t>
             </w:r>
           </w:p>
         </w:tc>
@@ -2639,7 +2310,7 @@
                 <w:sz w:val="14"/>
                 <w:szCs w:val="14"/>
               </w:rPr>
-              <w:t xml:space="preserve">Concepto</w:t>
+              <w:t>Concepto</w:t>
             </w:r>
           </w:p>
         </w:tc>
@@ -2669,7 +2340,7 @@
                 <w:sz w:val="14"/>
                 <w:szCs w:val="14"/>
               </w:rPr>
-              <w:t xml:space="preserve">Información anterior (vigente antes del endoso)</w:t>
+              <w:t>Información anterior (vigente antes del endoso)</w:t>
             </w:r>
           </w:p>
         </w:tc>
@@ -2699,7 +2370,7 @@
                 <w:sz w:val="14"/>
                 <w:szCs w:val="14"/>
               </w:rPr>
-              <w:t xml:space="preserve">Información nueva (producto del endoso)</w:t>
+              <w:t>Información nueva (producto del endoso)</w:t>
             </w:r>
           </w:p>
         </w:tc>
@@ -2730,7 +2401,7 @@
                 <w:sz w:val="14"/>
                 <w:szCs w:val="14"/>
               </w:rPr>
-              <w:t xml:space="preserve">{#Cambios}{Concepto}</w:t>
+              <w:t>{#Cambios}{Concepto}</w:t>
             </w:r>
           </w:p>
         </w:tc>
@@ -2756,7 +2427,7 @@
                 <w:sz w:val="14"/>
                 <w:szCs w:val="14"/>
               </w:rPr>
-              <w:t xml:space="preserve">{Anterior}</w:t>
+              <w:t>{Anterior}</w:t>
             </w:r>
           </w:p>
         </w:tc>
@@ -2782,7 +2453,7 @@
                 <w:sz w:val="14"/>
                 <w:szCs w:val="14"/>
               </w:rPr>
-              <w:t xml:space="preserve">{Nuevo}{/Cambios}</w:t>
+              <w:t>{Nuevo}{/Cambios}</w:t>
             </w:r>
           </w:p>
         </w:tc>
@@ -2814,7 +2485,7 @@
                 <w:sz w:val="14"/>
                 <w:szCs w:val="14"/>
               </w:rPr>
-              <w:t xml:space="preserve">Todos los demás términos y condiciones permanecen inalterados.</w:t>
+              <w:t>Todos los demás términos y condiciones permanecen inalterados.</w:t>
             </w:r>
           </w:p>
         </w:tc>
@@ -2856,7 +2527,6 @@
                 <w:szCs w:val="14"/>
               </w:rPr>
             </w:pPr>
-            <w:proofErr w:type="gramStart"/>
             <w:r>
               <w:rPr>
                 <w:sz w:val="14"/>
@@ -2880,7 +2550,6 @@
               </w:rPr>
               <w:t>entendido</w:t>
             </w:r>
-            <w:proofErr w:type="gramEnd"/>
             <w:r>
               <w:rPr>
                 <w:rFonts w:ascii="Times New Roman" w:hAnsi="Times New Roman"/>
@@ -3201,66 +2870,6 @@
                 <w:szCs w:val="14"/>
               </w:rPr>
               <w:t>generales</w:t>
-            </w:r>
-            <w:r>
-              <w:rPr>
-                <w:rFonts w:ascii="Times New Roman" w:hAnsi="Times New Roman"/>
-                <w:sz w:val="14"/>
-                <w:szCs w:val="14"/>
-              </w:rPr>
-              <w:t xml:space="preserve"> </w:t>
-            </w:r>
-            <w:r>
-              <w:rPr>
-                <w:sz w:val="14"/>
-                <w:szCs w:val="14"/>
-              </w:rPr>
-              <w:t>(Póliza</w:t>
-            </w:r>
-            <w:r>
-              <w:rPr>
-                <w:rFonts w:ascii="Times New Roman" w:hAnsi="Times New Roman"/>
-                <w:sz w:val="14"/>
-                <w:szCs w:val="14"/>
-              </w:rPr>
-              <w:t xml:space="preserve"> </w:t>
-            </w:r>
-            <w:r>
-              <w:rPr>
-                <w:sz w:val="14"/>
-                <w:szCs w:val="14"/>
-              </w:rPr>
-              <w:t>de</w:t>
-            </w:r>
-            <w:r>
-              <w:rPr>
-                <w:rFonts w:ascii="Times New Roman" w:hAnsi="Times New Roman"/>
-                <w:sz w:val="14"/>
-                <w:szCs w:val="14"/>
-              </w:rPr>
-              <w:t xml:space="preserve"> </w:t>
-            </w:r>
-            <w:r>
-              <w:rPr>
-                <w:sz w:val="14"/>
-                <w:szCs w:val="14"/>
-              </w:rPr>
-              <w:t>Incendio</w:t>
-            </w:r>
-            <w:r>
-              <w:rPr>
-                <w:rFonts w:ascii="Times New Roman" w:hAnsi="Times New Roman"/>
-                <w:sz w:val="14"/>
-                <w:szCs w:val="14"/>
-              </w:rPr>
-              <w:t xml:space="preserve"> </w:t>
-            </w:r>
-            <w:r>
-              <w:rPr>
-                <w:sz w:val="14"/>
-                <w:szCs w:val="14"/>
-              </w:rPr>
-              <w:t>2007-1)</w:t>
             </w:r>
             <w:r>
               <w:rPr>
@@ -3351,23 +2960,7 @@
           <w:sz w:val="14"/>
           <w:szCs w:val="14"/>
         </w:rPr>
-        <w:t>{</w:t>
-      </w:r>
-      <w:proofErr w:type="spellStart"/>
-      <w:r>
-        <w:rPr>
-          <w:sz w:val="14"/>
-          <w:szCs w:val="14"/>
-        </w:rPr>
-        <w:t>FechaImpresion</w:t>
-      </w:r>
-      <w:proofErr w:type="spellEnd"/>
-      <w:r>
-        <w:rPr>
-          <w:sz w:val="14"/>
-          <w:szCs w:val="14"/>
-        </w:rPr>
-        <w:t>}</w:t>
+        <w:t>{FechaImpresion}</w:t>
       </w:r>
     </w:p>
     <w:p>
@@ -3473,7 +3066,7 @@
                 <w:szCs w:val="16"/>
               </w:rPr>
               <w:drawing>
-                <wp:anchor distT="0" distB="0" distL="114300" distR="114300" simplePos="0" relativeHeight="251658240" behindDoc="0" locked="0" layoutInCell="1" allowOverlap="1" wp14:anchorId="41D47C18" wp14:editId="329C7D64">
+                <wp:anchor distT="0" distB="0" distL="114300" distR="114300" simplePos="0" relativeHeight="251658240" behindDoc="0" locked="0" layoutInCell="1" allowOverlap="1" wp14:anchorId="62319275" wp14:editId="22CC6B12">
                   <wp:simplePos x="0" y="0"/>
                   <wp:positionH relativeFrom="column">
                     <wp:posOffset>534035</wp:posOffset>
@@ -3682,15 +3275,7 @@
               <w:spacing w:before="3"/>
             </w:pPr>
             <w:r>
-              <w:t>{</w:t>
-            </w:r>
-            <w:proofErr w:type="spellStart"/>
-            <w:r>
-              <w:t>Asegurado.NombreCompleto</w:t>
-            </w:r>
-            <w:proofErr w:type="spellEnd"/>
-            <w:r>
-              <w:t>}</w:t>
+              <w:t>{Asegurado.NombreCompleto}</w:t>
             </w:r>
             <w:r>
               <w:rPr>
@@ -3710,14 +3295,12 @@
               </w:rPr>
               <w:t>{</w:t>
             </w:r>
-            <w:proofErr w:type="spellStart"/>
             <w:r>
               <w:rPr>
                 <w:spacing w:val="-2"/>
               </w:rPr>
               <w:t>Asegurado.Identificacion</w:t>
             </w:r>
-            <w:proofErr w:type="spellEnd"/>
             <w:r>
               <w:rPr>
                 <w:lang w:val="es-PA"/>
@@ -3820,131 +3403,29 @@
               <w:spacing w:before="3"/>
             </w:pPr>
           </w:p>
+          <w:p>
+            <w:pPr>
+              <w:pStyle w:val="Textoindependiente"/>
+              <w:spacing w:before="3"/>
+            </w:pPr>
+          </w:p>
+          <w:p>
+            <w:pPr>
+              <w:pStyle w:val="Textoindependiente"/>
+              <w:spacing w:before="3"/>
+            </w:pPr>
+          </w:p>
+          <w:p>
+            <w:pPr>
+              <w:pStyle w:val="Textoindependiente"/>
+              <w:spacing w:before="3"/>
+            </w:pPr>
+          </w:p>
         </w:tc>
         <w:tc>
           <w:tcPr>
             <w:tcW w:w="4609" w:type="dxa"/>
           </w:tcPr>
-          <w:p>
-            <w:pPr>
-              <w:spacing w:before="1" w:line="276" w:lineRule="auto"/>
-              <w:ind w:left="295"/>
-              <w:jc w:val="right"/>
-              <w:rPr>
-                <w:b/>
-                <w:sz w:val="14"/>
-                <w:szCs w:val="14"/>
-              </w:rPr>
-            </w:pPr>
-            <w:r>
-              <w:rPr>
-                <w:b/>
-                <w:w w:val="105"/>
-                <w:sz w:val="14"/>
-                <w:szCs w:val="14"/>
-              </w:rPr>
-              <w:t>Torre</w:t>
-            </w:r>
-            <w:r>
-              <w:rPr>
-                <w:spacing w:val="9"/>
-                <w:w w:val="105"/>
-                <w:sz w:val="14"/>
-                <w:szCs w:val="14"/>
-              </w:rPr>
-              <w:t xml:space="preserve"> </w:t>
-            </w:r>
-            <w:r>
-              <w:rPr>
-                <w:b/>
-                <w:w w:val="105"/>
-                <w:sz w:val="14"/>
-                <w:szCs w:val="14"/>
-              </w:rPr>
-              <w:t>Global</w:t>
-            </w:r>
-            <w:r>
-              <w:rPr>
-                <w:spacing w:val="10"/>
-                <w:w w:val="105"/>
-                <w:sz w:val="14"/>
-                <w:szCs w:val="14"/>
-              </w:rPr>
-              <w:t xml:space="preserve"> </w:t>
-            </w:r>
-            <w:r>
-              <w:rPr>
-                <w:b/>
-                <w:w w:val="105"/>
-                <w:sz w:val="14"/>
-                <w:szCs w:val="14"/>
-              </w:rPr>
-              <w:t>Bank,</w:t>
-            </w:r>
-            <w:r>
-              <w:rPr>
-                <w:spacing w:val="9"/>
-                <w:w w:val="105"/>
-                <w:sz w:val="14"/>
-                <w:szCs w:val="14"/>
-              </w:rPr>
-              <w:t xml:space="preserve"> </w:t>
-            </w:r>
-            <w:r>
-              <w:rPr>
-                <w:b/>
-                <w:w w:val="105"/>
-                <w:sz w:val="14"/>
-                <w:szCs w:val="14"/>
-              </w:rPr>
-              <w:t>Calle</w:t>
-            </w:r>
-            <w:r>
-              <w:rPr>
-                <w:spacing w:val="10"/>
-                <w:w w:val="105"/>
-                <w:sz w:val="14"/>
-                <w:szCs w:val="14"/>
-              </w:rPr>
-              <w:t xml:space="preserve"> </w:t>
-            </w:r>
-            <w:r>
-              <w:rPr>
-                <w:b/>
-                <w:spacing w:val="-5"/>
-                <w:w w:val="105"/>
-                <w:sz w:val="14"/>
-                <w:szCs w:val="14"/>
-              </w:rPr>
-              <w:t>50</w:t>
-            </w:r>
-          </w:p>
-          <w:p>
-            <w:pPr>
-              <w:pStyle w:val="Textoindependiente"/>
-              <w:spacing w:line="276" w:lineRule="auto"/>
-              <w:ind w:left="295"/>
-              <w:jc w:val="right"/>
-            </w:pPr>
-            <w:r>
-              <w:t>Apdo.</w:t>
-            </w:r>
-            <w:r>
-              <w:rPr>
-                <w:spacing w:val="13"/>
-              </w:rPr>
-              <w:t xml:space="preserve"> </w:t>
-            </w:r>
-            <w:r>
-              <w:t>0831-</w:t>
-            </w:r>
-            <w:r>
-              <w:rPr>
-                <w:spacing w:val="-2"/>
-              </w:rPr>
-              <w:t>01843</w:t>
-            </w:r>
-          </w:p>
           <w:p>
             <w:pPr>
               <w:pStyle w:val="Textoindependiente"/>
@@ -4092,183 +3573,6 @@
           <w:tcPr>
             <w:tcW w:w="4609" w:type="dxa"/>
           </w:tcPr>
-          <w:p>
-            <w:pPr>
-              <w:ind w:left="295"/>
-              <w:jc w:val="right"/>
-              <w:rPr>
-                <w:sz w:val="14"/>
-                <w:szCs w:val="14"/>
-              </w:rPr>
-            </w:pPr>
-            <w:r>
-              <w:rPr>
-                <w:w w:val="105"/>
-                <w:sz w:val="14"/>
-                <w:szCs w:val="14"/>
-              </w:rPr>
-              <w:t>Tel.:</w:t>
-            </w:r>
-            <w:r>
-              <w:rPr>
-                <w:spacing w:val="5"/>
-                <w:w w:val="105"/>
-                <w:sz w:val="14"/>
-                <w:szCs w:val="14"/>
-              </w:rPr>
-              <w:t xml:space="preserve"> </w:t>
-            </w:r>
-            <w:proofErr w:type="gramStart"/>
-            <w:r>
-              <w:rPr>
-                <w:w w:val="105"/>
-                <w:sz w:val="14"/>
-                <w:szCs w:val="14"/>
-              </w:rPr>
-              <w:t>(</w:t>
-            </w:r>
-            <w:r>
-              <w:rPr>
-                <w:spacing w:val="6"/>
-                <w:w w:val="105"/>
-                <w:sz w:val="14"/>
-                <w:szCs w:val="14"/>
-              </w:rPr>
-              <w:t xml:space="preserve"> </w:t>
-            </w:r>
-            <w:r>
-              <w:rPr>
-                <w:w w:val="105"/>
-                <w:sz w:val="14"/>
-                <w:szCs w:val="14"/>
-              </w:rPr>
-              <w:t>507</w:t>
-            </w:r>
-            <w:proofErr w:type="gramEnd"/>
-            <w:r>
-              <w:rPr>
-                <w:w w:val="105"/>
-                <w:sz w:val="14"/>
-                <w:szCs w:val="14"/>
-              </w:rPr>
-              <w:t>)</w:t>
-            </w:r>
-            <w:r>
-              <w:rPr>
-                <w:spacing w:val="5"/>
-                <w:w w:val="105"/>
-                <w:sz w:val="14"/>
-                <w:szCs w:val="14"/>
-              </w:rPr>
-              <w:t xml:space="preserve"> </w:t>
-            </w:r>
-            <w:r>
-              <w:rPr>
-                <w:w w:val="105"/>
-                <w:sz w:val="14"/>
-                <w:szCs w:val="14"/>
-              </w:rPr>
-              <w:t>206-</w:t>
-            </w:r>
-            <w:r>
-              <w:rPr>
-                <w:spacing w:val="-4"/>
-                <w:w w:val="105"/>
-                <w:sz w:val="14"/>
-                <w:szCs w:val="14"/>
-              </w:rPr>
-              <w:t>2021</w:t>
-            </w:r>
-          </w:p>
-          <w:p>
-            <w:pPr>
-              <w:spacing w:before="46"/>
-              <w:ind w:left="295"/>
-              <w:jc w:val="right"/>
-              <w:rPr>
-                <w:sz w:val="14"/>
-                <w:szCs w:val="14"/>
-              </w:rPr>
-            </w:pPr>
-            <w:r>
-              <w:rPr>
-                <w:w w:val="105"/>
-                <w:sz w:val="14"/>
-                <w:szCs w:val="14"/>
-              </w:rPr>
-              <w:t>Fax.:</w:t>
-            </w:r>
-            <w:r>
-              <w:rPr>
-                <w:spacing w:val="8"/>
-                <w:w w:val="105"/>
-                <w:sz w:val="14"/>
-                <w:szCs w:val="14"/>
-              </w:rPr>
-              <w:t xml:space="preserve"> </w:t>
-            </w:r>
-            <w:proofErr w:type="gramStart"/>
-            <w:r>
-              <w:rPr>
-                <w:w w:val="105"/>
-                <w:sz w:val="14"/>
-                <w:szCs w:val="14"/>
-              </w:rPr>
-              <w:t>(</w:t>
-            </w:r>
-            <w:r>
-              <w:rPr>
-                <w:spacing w:val="9"/>
-                <w:w w:val="105"/>
-                <w:sz w:val="14"/>
-                <w:szCs w:val="14"/>
-              </w:rPr>
-              <w:t xml:space="preserve"> </w:t>
-            </w:r>
-            <w:r>
-              <w:rPr>
-                <w:w w:val="105"/>
-                <w:sz w:val="14"/>
-                <w:szCs w:val="14"/>
-              </w:rPr>
-              <w:t>507</w:t>
-            </w:r>
-            <w:proofErr w:type="gramEnd"/>
-            <w:r>
-              <w:rPr>
-                <w:w w:val="105"/>
-                <w:sz w:val="14"/>
-                <w:szCs w:val="14"/>
-              </w:rPr>
-              <w:t>)</w:t>
-            </w:r>
-            <w:r>
-              <w:rPr>
-                <w:spacing w:val="8"/>
-                <w:w w:val="105"/>
-                <w:sz w:val="14"/>
-                <w:szCs w:val="14"/>
-              </w:rPr>
-              <w:t xml:space="preserve"> </w:t>
-            </w:r>
-            <w:r>
-              <w:rPr>
-                <w:w w:val="105"/>
-                <w:sz w:val="14"/>
-                <w:szCs w:val="14"/>
-              </w:rPr>
-              <w:t>206-</w:t>
-            </w:r>
-            <w:r>
-              <w:rPr>
-                <w:spacing w:val="-4"/>
-                <w:w w:val="105"/>
-                <w:sz w:val="14"/>
-                <w:szCs w:val="14"/>
-              </w:rPr>
-              <w:t>2091</w:t>
-            </w:r>
-          </w:p>
           <w:p>
             <w:pPr>
               <w:pStyle w:val="Textoindependiente"/>
@@ -4320,353 +3624,62 @@
   <w:p>
     <w:pPr>
       <w:pStyle w:val="Textoindependiente"/>
-      <w:spacing w:line="14" w:lineRule="auto"/>
+      <w:jc w:val="center"/>
       <w:rPr>
-        <w:sz w:val="20"/>
+        <w:b/>
+        <w:bCs/>
+        <w:color w:val="000000" w:themeColor="text1"/>
+        <w:sz w:val="15"/>
+        <w:szCs w:val="15"/>
+        <w:lang w:val="es-ES_tradnl"/>
+      </w:rPr>
+    </w:pPr>
+    <w:bookmarkStart w:id="0" w:name="OLE_LINK3"/>
+    <w:bookmarkStart w:id="1" w:name="OLE_LINK4"/>
+    <w:bookmarkStart w:id="2" w:name="_Hlk243483045"/>
+    <w:r>
+      <w:rPr>
+        <w:b/>
+        <w:bCs/>
+        <w:color w:val="000000" w:themeColor="text1"/>
+        <w:sz w:val="15"/>
+        <w:szCs w:val="15"/>
+        <w:lang w:val="es-ES_tradnl"/>
+      </w:rPr>
+      <w:t>Regulado y Supervisado por la Superintendencia de Seguros y Reaseguros de Panamá</w:t>
+    </w:r>
+  </w:p>
+  <w:p>
+    <w:pPr>
+      <w:pStyle w:val="Textoindependiente"/>
+      <w:jc w:val="center"/>
+      <w:rPr>
+        <w:color w:val="000000" w:themeColor="text1"/>
+        <w:sz w:val="15"/>
+        <w:szCs w:val="15"/>
+        <w:lang w:val="es-ES_tradnl"/>
       </w:rPr>
     </w:pPr>
     <w:r>
       <w:rPr>
-        <w:noProof/>
-        <w:lang w:eastAsia="es-ES"/>
+        <w:color w:val="000000" w:themeColor="text1"/>
+        <w:sz w:val="15"/>
+        <w:szCs w:val="15"/>
+        <w:lang w:val="es-ES_tradnl"/>
       </w:rPr>
-      <mc:AlternateContent>
-        <mc:Choice Requires="wps">
-          <w:drawing>
-            <wp:anchor distT="0" distB="0" distL="114300" distR="114300" simplePos="0" relativeHeight="251657728" behindDoc="1" locked="0" layoutInCell="1" allowOverlap="1" wp14:anchorId="184386FA" wp14:editId="1AC6A449">
-              <wp:simplePos x="0" y="0"/>
-              <wp:positionH relativeFrom="page">
-                <wp:posOffset>311150</wp:posOffset>
-              </wp:positionH>
-              <wp:positionV relativeFrom="page">
-                <wp:posOffset>10313035</wp:posOffset>
-              </wp:positionV>
-              <wp:extent cx="3563620" cy="127000"/>
-              <wp:effectExtent l="0" t="0" r="0" b="0"/>
-              <wp:wrapNone/>
-              <wp:docPr id="2" name="docshape1"/>
-              <wp:cNvGraphicFramePr>
-                <a:graphicFrameLocks xmlns:a="http://schemas.openxmlformats.org/drawingml/2006/main"/>
-              </wp:cNvGraphicFramePr>
-              <a:graphic xmlns:a="http://schemas.openxmlformats.org/drawingml/2006/main">
-                <a:graphicData uri="http://schemas.microsoft.com/office/word/2010/wordprocessingShape">
-                  <wps:wsp>
-                    <wps:cNvSpPr txBox="1">
-                      <a:spLocks noChangeArrowheads="1"/>
-                    </wps:cNvSpPr>
-                    <wps:spPr bwMode="auto">
-                      <a:xfrm>
-                        <a:off x="0" y="0"/>
-                        <a:ext cx="3563620" cy="127000"/>
-                      </a:xfrm>
-                      <a:prstGeom prst="rect">
-                        <a:avLst/>
-                      </a:prstGeom>
-                      <a:noFill/>
-                      <a:ln>
-                        <a:noFill/>
-                      </a:ln>
-                      <a:extLst>
-                        <a:ext uri="{909E8E84-426E-40DD-AFC4-6F175D3DCCD1}">
-                          <a14:hiddenFill xmlns:a14="http://schemas.microsoft.com/office/drawing/2010/main">
-                            <a:solidFill>
-                              <a:srgbClr val="FFFFFF"/>
-                            </a:solidFill>
-                          </a14:hiddenFill>
-                        </a:ext>
-                        <a:ext uri="{91240B29-F687-4F45-9708-019B960494DF}">
-                          <a14:hiddenLine xmlns:a14="http://schemas.microsoft.com/office/drawing/2010/main" w="9525">
-                            <a:solidFill>
-                              <a:srgbClr val="000000"/>
-                            </a:solidFill>
-                            <a:miter lim="800000"/>
-                            <a:headEnd/>
-                            <a:tailEnd/>
-                          </a14:hiddenLine>
-                        </a:ext>
-                      </a:extLst>
-                    </wps:spPr>
-                    <wps:txbx>
-                      <w:txbxContent>
-                        <w:p>
-                          <w:pPr>
-                            <w:pStyle w:val="Textoindependiente"/>
-                            <w:spacing w:before="18"/>
-                            <w:ind w:left="20"/>
-                          </w:pPr>
-                          <w:r>
-                            <w:t>Regulado</w:t>
-                          </w:r>
-                          <w:r>
-                            <w:rPr>
-                              <w:rFonts w:ascii="Times New Roman" w:hAnsi="Times New Roman"/>
-                              <w:spacing w:val="10"/>
-                            </w:rPr>
-                            <w:t xml:space="preserve"> </w:t>
-                          </w:r>
-                          <w:r>
-                            <w:t>y</w:t>
-                          </w:r>
-                          <w:r>
-                            <w:rPr>
-                              <w:rFonts w:ascii="Times New Roman" w:hAnsi="Times New Roman"/>
-                              <w:spacing w:val="10"/>
-                            </w:rPr>
-                            <w:t xml:space="preserve"> </w:t>
-                          </w:r>
-                          <w:r>
-                            <w:t>Supervisado</w:t>
-                          </w:r>
-                          <w:r>
-                            <w:rPr>
-                              <w:rFonts w:ascii="Times New Roman" w:hAnsi="Times New Roman"/>
-                              <w:spacing w:val="10"/>
-                            </w:rPr>
-                            <w:t xml:space="preserve"> </w:t>
-                          </w:r>
-                          <w:r>
-                            <w:t>por</w:t>
-                          </w:r>
-                          <w:r>
-                            <w:rPr>
-                              <w:rFonts w:ascii="Times New Roman" w:hAnsi="Times New Roman"/>
-                              <w:spacing w:val="11"/>
-                            </w:rPr>
-                            <w:t xml:space="preserve"> </w:t>
-                          </w:r>
-                          <w:r>
-                            <w:t>la</w:t>
-                          </w:r>
-                          <w:r>
-                            <w:rPr>
-                              <w:rFonts w:ascii="Times New Roman" w:hAnsi="Times New Roman"/>
-                              <w:spacing w:val="10"/>
-                            </w:rPr>
-                            <w:t xml:space="preserve"> </w:t>
-                          </w:r>
-                          <w:r>
-                            <w:t>Superintendencia</w:t>
-                          </w:r>
-                          <w:r>
-                            <w:rPr>
-                              <w:rFonts w:ascii="Times New Roman" w:hAnsi="Times New Roman"/>
-                              <w:spacing w:val="10"/>
-                            </w:rPr>
-                            <w:t xml:space="preserve"> </w:t>
-                          </w:r>
-                          <w:r>
-                            <w:t>de</w:t>
-                          </w:r>
-                          <w:r>
-                            <w:rPr>
-                              <w:rFonts w:ascii="Times New Roman" w:hAnsi="Times New Roman"/>
-                              <w:spacing w:val="11"/>
-                            </w:rPr>
-                            <w:t xml:space="preserve"> </w:t>
-                          </w:r>
-                          <w:r>
-                            <w:t>Seguros</w:t>
-                          </w:r>
-                          <w:r>
-                            <w:rPr>
-                              <w:rFonts w:ascii="Times New Roman" w:hAnsi="Times New Roman"/>
-                              <w:spacing w:val="10"/>
-                            </w:rPr>
-                            <w:t xml:space="preserve"> </w:t>
-                          </w:r>
-                          <w:r>
-                            <w:t>y</w:t>
-                          </w:r>
-                          <w:r>
-                            <w:rPr>
-                              <w:rFonts w:ascii="Times New Roman" w:hAnsi="Times New Roman"/>
-                              <w:spacing w:val="10"/>
-                            </w:rPr>
-                            <w:t xml:space="preserve"> </w:t>
-                          </w:r>
-                          <w:r>
-                            <w:t>Reaseguros</w:t>
-                          </w:r>
-                          <w:r>
-                            <w:rPr>
-                              <w:rFonts w:ascii="Times New Roman" w:hAnsi="Times New Roman"/>
-                              <w:spacing w:val="10"/>
-                            </w:rPr>
-                            <w:t xml:space="preserve"> </w:t>
-                          </w:r>
-                          <w:r>
-                            <w:t>de</w:t>
-                          </w:r>
-                          <w:r>
-                            <w:rPr>
-                              <w:rFonts w:ascii="Times New Roman" w:hAnsi="Times New Roman"/>
-                              <w:spacing w:val="11"/>
-                            </w:rPr>
-                            <w:t xml:space="preserve"> </w:t>
-                          </w:r>
-                          <w:r>
-                            <w:rPr>
-                              <w:spacing w:val="-2"/>
-                            </w:rPr>
-                            <w:t>Panamá</w:t>
-                          </w:r>
-                        </w:p>
-                      </w:txbxContent>
-                    </wps:txbx>
-                    <wps:bodyPr rot="0" vert="horz" wrap="square" lIns="0" tIns="0" rIns="0" bIns="0" anchor="t" anchorCtr="0" upright="1">
-                      <a:noAutofit/>
-                    </wps:bodyPr>
-                  </wps:wsp>
-                </a:graphicData>
-              </a:graphic>
-              <wp14:sizeRelH relativeFrom="page">
-                <wp14:pctWidth>0</wp14:pctWidth>
-              </wp14:sizeRelH>
-              <wp14:sizeRelV relativeFrom="page">
-                <wp14:pctHeight>0</wp14:pctHeight>
-              </wp14:sizeRelV>
-            </wp:anchor>
-          </w:drawing>
-        </mc:Choice>
-        <mc:Fallback>
-          <w:pict>
-            <v:shapetype w14:anchorId="184386FA" id="_x0000_t202" coordsize="21600,21600" o:spt="202" path="m,l,21600r21600,l21600,xe">
-              <v:stroke joinstyle="miter"/>
-              <v:path gradientshapeok="t" o:connecttype="rect"/>
-            </v:shapetype>
-            <v:shape id="docshape1" o:spid="_x0000_s1026" type="#_x0000_t202" style="position:absolute;margin-left:24.5pt;margin-top:812.05pt;width:280.6pt;height:10pt;z-index:-251658752;visibility:visible;mso-wrap-style:square;mso-width-percent:0;mso-height-percent:0;mso-wrap-distance-left:9pt;mso-wrap-distance-top:0;mso-wrap-distance-right:9pt;mso-wrap-distance-bottom:0;mso-position-horizontal:absolute;mso-position-horizontal-relative:page;mso-position-vertical:absolute;mso-position-vertical-relative:page;mso-width-percent:0;mso-height-percent:0;mso-width-relative:page;mso-height-relative:page;v-text-anchor:top" o:gfxdata="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" filled="f" stroked="f">
-              <v:textbox inset="0,0,0,0">
-                <w:txbxContent>
-                  <w:p>
-                    <w:pPr>
-                      <w:pStyle w:val="Textoindependiente"/>
-                      <w:spacing w:before="18"/>
-                      <w:ind w:left="20"/>
-                    </w:pPr>
-                    <w:r>
-                      <w:t>Regulado</w:t>
-                    </w:r>
-                    <w:r>
-                      <w:rPr>
-                        <w:rFonts w:ascii="Times New Roman" w:hAnsi="Times New Roman"/>
-                        <w:spacing w:val="10"/>
-                      </w:rPr>
-                      <w:t xml:space="preserve"> </w:t>
-                    </w:r>
-                    <w:r>
-                      <w:t>y</w:t>
-                    </w:r>
-                    <w:r>
-                      <w:rPr>
-                        <w:rFonts w:ascii="Times New Roman" w:hAnsi="Times New Roman"/>
-                        <w:spacing w:val="10"/>
-                      </w:rPr>
-                      <w:t xml:space="preserve"> </w:t>
-                    </w:r>
-                    <w:r>
-                      <w:t>Supervisado</w:t>
-                    </w:r>
-                    <w:r>
-                      <w:rPr>
-                        <w:rFonts w:ascii="Times New Roman" w:hAnsi="Times New Roman"/>
-                        <w:spacing w:val="10"/>
-                      </w:rPr>
-                      <w:t xml:space="preserve"> </w:t>
-                    </w:r>
-                    <w:r>
-                      <w:t>por</w:t>
-                    </w:r>
-                    <w:r>
-                      <w:rPr>
-                        <w:rFonts w:ascii="Times New Roman" w:hAnsi="Times New Roman"/>
-                        <w:spacing w:val="11"/>
-                      </w:rPr>
-                      <w:t xml:space="preserve"> </w:t>
-                    </w:r>
-                    <w:r>
-                      <w:t>la</w:t>
-                    </w:r>
-                    <w:r>
-                      <w:rPr>
-                        <w:rFonts w:ascii="Times New Roman" w:hAnsi="Times New Roman"/>
-                        <w:spacing w:val="10"/>
-                      </w:rPr>
-                      <w:t xml:space="preserve"> </w:t>
-                    </w:r>
-                    <w:r>
-                      <w:t>Superintendencia</w:t>
-                    </w:r>
-                    <w:r>
-                      <w:rPr>
-                        <w:rFonts w:ascii="Times New Roman" w:hAnsi="Times New Roman"/>
-                        <w:spacing w:val="10"/>
-                      </w:rPr>
-                      <w:t xml:space="preserve"> </w:t>
-                    </w:r>
-                    <w:r>
-                      <w:t>de</w:t>
-                    </w:r>
-                    <w:r>
-                      <w:rPr>
-                        <w:rFonts w:ascii="Times New Roman" w:hAnsi="Times New Roman"/>
-                        <w:spacing w:val="11"/>
-                      </w:rPr>
-                      <w:t xml:space="preserve"> </w:t>
-                    </w:r>
-                    <w:r>
-                      <w:t>Seguros</w:t>
-                    </w:r>
-                    <w:r>
-                      <w:rPr>
-                        <w:rFonts w:ascii="Times New Roman" w:hAnsi="Times New Roman"/>
-                        <w:spacing w:val="10"/>
-                      </w:rPr>
-                      <w:t xml:space="preserve"> </w:t>
-                    </w:r>
-                    <w:r>
-                      <w:t>y</w:t>
-                    </w:r>
-                    <w:r>
-                      <w:rPr>
-                        <w:rFonts w:ascii="Times New Roman" w:hAnsi="Times New Roman"/>
-                        <w:spacing w:val="10"/>
-                      </w:rPr>
-                      <w:t xml:space="preserve"> </w:t>
-                    </w:r>
-                    <w:r>
-                      <w:t>Reaseguros</w:t>
-                    </w:r>
-                    <w:r>
-                      <w:rPr>
-                        <w:rFonts w:ascii="Times New Roman" w:hAnsi="Times New Roman"/>
-                        <w:spacing w:val="10"/>
-                      </w:rPr>
-                      <w:t xml:space="preserve"> </w:t>
-                    </w:r>
-                    <w:r>
-                      <w:t>de</w:t>
-                    </w:r>
-                    <w:r>
-                      <w:rPr>
-                        <w:rFonts w:ascii="Times New Roman" w:hAnsi="Times New Roman"/>
-                        <w:spacing w:val="11"/>
-                      </w:rPr>
-                      <w:t xml:space="preserve"> </w:t>
-                    </w:r>
-                    <w:r>
-                      <w:rPr>
-                        <w:spacing w:val="-2"/>
-                      </w:rPr>
-                      <w:t>Panamá</w:t>
-                    </w:r>
-                  </w:p>
-                </w:txbxContent>
-              </v:textbox>
-              <w10:wrap anchorx="page" anchory="page"/>
-            </v:shape>
-          </w:pict>
-        </mc:Fallback>
-      </mc:AlternateContent>
+      <w:t>Calle 50 Torre Global Bank. Mezzanine | Tlf. 206-2021 | www.aseguradoraglobal.com.pa | info@aseguradoraglobal.com.p</w:t>
+    </w:r>
+    <w:bookmarkEnd w:id="0"/>
+    <w:bookmarkEnd w:id="1"/>
+    <w:bookmarkEnd w:id="2"/>
+    <w:r>
+      <w:rPr>
+        <w:color w:val="000000" w:themeColor="text1"/>
+        <w:sz w:val="15"/>
+        <w:szCs w:val="15"/>
+        <w:lang w:val="es-ES_tradnl"/>
+      </w:rPr>
+      <w:t>a</w:t>
     </w:r>
   </w:p>
 </w:ftr>
@@ -5277,6 +4290,56 @@
       <w:lang w:val="es-ES"/>
     </w:rPr>
   </w:style>
+  <w:style w:type="paragraph" w:styleId="Encabezado">
+    <w:name w:val="header"/>
+    <w:basedOn w:val="Normal"/>
+    <w:link w:val="EncabezadoCar"/>
+    <w:uiPriority w:val="99"/>
+    <w:unhideWhenUsed/>
+    <w:rsid w:val="00D85DFE"/>
+    <w:pPr>
+      <w:tabs>
+        <w:tab w:val="center" w:pos="4419"/>
+        <w:tab w:val="right" w:pos="8838"/>
+      </w:tabs>
+    </w:pPr>
+  </w:style>
+  <w:style w:type="character" w:customStyle="1" w:styleId="EncabezadoCar">
+    <w:name w:val="Encabezado Car"/>
+    <w:basedOn w:val="Fuentedeprrafopredeter"/>
+    <w:link w:val="Encabezado"/>
+    <w:uiPriority w:val="99"/>
+    <w:rsid w:val="00D85DFE"/>
+    <w:rPr>
+      <w:rFonts w:ascii="Arial" w:eastAsia="Arial" w:hAnsi="Arial" w:cs="Arial"/>
+      <w:lang w:val="es-ES"/>
+    </w:rPr>
+  </w:style>
+  <w:style w:type="paragraph" w:styleId="Piedepgina">
+    <w:name w:val="footer"/>
+    <w:basedOn w:val="Normal"/>
+    <w:link w:val="PiedepginaCar"/>
+    <w:uiPriority w:val="99"/>
+    <w:unhideWhenUsed/>
+    <w:rsid w:val="00D85DFE"/>
+    <w:pPr>
+      <w:tabs>
+        <w:tab w:val="center" w:pos="4419"/>
+        <w:tab w:val="right" w:pos="8838"/>
+      </w:tabs>
+    </w:pPr>
+  </w:style>
+  <w:style w:type="character" w:customStyle="1" w:styleId="PiedepginaCar">
+    <w:name w:val="Pie de página Car"/>
+    <w:basedOn w:val="Fuentedeprrafopredeter"/>
+    <w:link w:val="Piedepgina"/>
+    <w:uiPriority w:val="99"/>
+    <w:rsid w:val="00D85DFE"/>
+    <w:rPr>
+      <w:rFonts w:ascii="Arial" w:eastAsia="Arial" w:hAnsi="Arial" w:cs="Arial"/>
+      <w:lang w:val="es-ES"/>
+    </w:rPr>
+  </w:style>
 </w:styles>
 </file>
 
